--- a/resumes/due-complementaire-frais-sante.docx
+++ b/resumes/due-complementaire-frais-sante.docx
@@ -688,6 +688,137 @@
       </w:r>
     </w:p>
     <w:p>
+      <w:pPr>
+        <w:pStyle w:val="Heading2"/>
+      </w:pPr>
+      <w:r>
+        <w:rPr>
+          <w:b w:val="0"/>
+          <w:i w:val="0"/>
+        </w:rPr>
+        <w:t xml:space="preserve">Suivi de la décision </w:t>
+      </w:r>
+      <w:r>
+        <w:rPr>
+          <w:b w:val="0"/>
+          <w:i/>
+          <w:color w:val="5B6578"/>
+        </w:rPr>
+        <w:t>(Art. 9-11)</w:t>
+      </w:r>
+    </w:p>
+    <w:p>
+      <w:pPr>
+        <w:pStyle w:val="ListBullet"/>
+      </w:pPr>
+      <w:r>
+        <w:rPr>
+          <w:b/>
+          <w:i w:val="0"/>
+        </w:rPr>
+        <w:t>Information individuelle</w:t>
+      </w:r>
+      <w:r>
+        <w:rPr>
+          <w:b w:val="0"/>
+          <w:i w:val="0"/>
+        </w:rPr>
+        <w:t xml:space="preserve"> </w:t>
+      </w:r>
+      <w:r>
+        <w:rPr>
+          <w:b w:val="0"/>
+          <w:i/>
+          <w:color w:val="5B6578"/>
+        </w:rPr>
+        <w:t>(Art. 9)</w:t>
+      </w:r>
+      <w:r>
+        <w:rPr>
+          <w:b w:val="0"/>
+          <w:i w:val="0"/>
+        </w:rPr>
+        <w:t xml:space="preserve"> : une notice d'information décrivant les garanties est remise à chaque salarié ; toute modification de cette notice doit être communiquée dans les mêmes conditions.</w:t>
+      </w:r>
+    </w:p>
+    <w:p>
+      <w:pPr>
+        <w:pStyle w:val="ListBullet"/>
+      </w:pPr>
+      <w:r>
+        <w:rPr>
+          <w:b/>
+          <w:i w:val="0"/>
+        </w:rPr>
+        <w:t>Information et consultation du CSE</w:t>
+      </w:r>
+      <w:r>
+        <w:rPr>
+          <w:b w:val="0"/>
+          <w:i w:val="0"/>
+        </w:rPr>
+        <w:t xml:space="preserve"> </w:t>
+      </w:r>
+      <w:r>
+        <w:rPr>
+          <w:b w:val="0"/>
+          <w:i/>
+          <w:color w:val="5B6578"/>
+        </w:rPr>
+        <w:t>(Art. 10)</w:t>
+      </w:r>
+      <w:r>
+        <w:rPr>
+          <w:b w:val="0"/>
+          <w:i w:val="0"/>
+        </w:rPr>
+        <w:t xml:space="preserve"> : le CSE doit être informé et consulté préalablement à toute mise en place ou modification du régime.</w:t>
+      </w:r>
+    </w:p>
+    <w:p>
+      <w:pPr>
+        <w:pStyle w:val="ListBullet"/>
+      </w:pPr>
+      <w:r>
+        <w:rPr>
+          <w:b/>
+          <w:i w:val="0"/>
+        </w:rPr>
+        <w:t>Durée et modification</w:t>
+      </w:r>
+      <w:r>
+        <w:rPr>
+          <w:b w:val="0"/>
+          <w:i w:val="0"/>
+        </w:rPr>
+        <w:t xml:space="preserve"> </w:t>
+      </w:r>
+      <w:r>
+        <w:rPr>
+          <w:b w:val="0"/>
+          <w:i/>
+          <w:color w:val="5B6578"/>
+        </w:rPr>
+        <w:t>(Art. 11)</w:t>
+      </w:r>
+      <w:r>
+        <w:rPr>
+          <w:b w:val="0"/>
+          <w:i w:val="0"/>
+        </w:rPr>
+        <w:t xml:space="preserve"> : régime à durée indéterminée. Il peut être modifié ou dénoncé par l'employeur selon la procédure jurisprudentielle applicable aux engagements unilatéraux — pas de clause de révision négociée avec les syndicats, puisqu'il s'agit d'une DUE.</w:t>
+      </w:r>
+    </w:p>
+    <w:p>
+      <w:r>
+        <w:rPr>
+          <w:color w:val="5B6578"/>
+          <w:sz w:val="16"/>
+        </w:rPr>
+        <w:t>────────────────────────────────────────</w:t>
+      </w:r>
+    </w:p>
+    <w:p>
       <w:r>
         <w:rPr>
           <w:b w:val="0"/>
@@ -695,6 +826,58 @@
           <w:color w:val="5B6578"/>
         </w:rPr>
         <w:t>Source : DUE Complémentaire Frais de Santé (19/06/2024) — Décision de l'ICO, aucun syndicat signataire.</w:t>
+      </w:r>
+    </w:p>
+    <w:p>
+      <w:r>
+        <w:rPr>
+          <w:b w:val="0"/>
+          <w:i/>
+          <w:color w:val="5B6578"/>
+        </w:rPr>
+        <w:t xml:space="preserve">Un régime antérieur (2022, distinct par cadre/non cadre) existait avant celui-ci — voir </w:t>
+      </w:r>
+      <w:r>
+        <w:rPr>
+          <w:b w:val="0"/>
+          <w:i/>
+          <w:color w:val="5B6578"/>
+        </w:rPr>
+        <w:t>le dossier Prévoyance, mutuelle, retraite</w:t>
+      </w:r>
+      <w:r>
+        <w:rPr>
+          <w:b w:val="0"/>
+          <w:i/>
+          <w:color w:val="5B6578"/>
+        </w:rPr>
+        <w:t xml:space="preserve"> pour le détail et l'historique.</w:t>
+      </w:r>
+    </w:p>
+    <w:p>
+      <w:r>
+        <w:rPr>
+          <w:b w:val="0"/>
+          <w:i/>
+          <w:color w:val="5B6578"/>
+        </w:rPr>
+        <w:t xml:space="preserve">Les références entre parenthèses renvoient aux points de la décision. Seul le texte intégral fait référence : </w:t>
+      </w:r>
+      <w:r>
+        <w:rPr>
+          <w:b w:val="0"/>
+          <w:i/>
+          <w:color w:val="5B6578"/>
+        </w:rPr>
+        <w:t>décision complète (PDF)</w:t>
+      </w:r>
+      <w:r>
+        <w:rPr>
+          <w:b w:val="0"/>
+          <w:i/>
+          <w:color w:val="5B6578"/>
+        </w:rPr>
+        <w:t>.</w:t>
       </w:r>
     </w:p>
     <w:sectPr>

--- a/resumes/due-complementaire-frais-sante.docx
+++ b/resumes/due-complementaire-frais-sante.docx
@@ -835,32 +835,6 @@
           <w:i/>
           <w:color w:val="5B6578"/>
         </w:rPr>
-        <w:t xml:space="preserve">Un régime antérieur (2022, distinct par cadre/non cadre) existait avant celui-ci — voir </w:t>
-      </w:r>
-      <w:r>
-        <w:rPr>
-          <w:b w:val="0"/>
-          <w:i/>
-          <w:color w:val="5B6578"/>
-        </w:rPr>
-        <w:t>le dossier Prévoyance, mutuelle, retraite</w:t>
-      </w:r>
-      <w:r>
-        <w:rPr>
-          <w:b w:val="0"/>
-          <w:i/>
-          <w:color w:val="5B6578"/>
-        </w:rPr>
-        <w:t xml:space="preserve"> pour le détail et l'historique.</w:t>
-      </w:r>
-    </w:p>
-    <w:p>
-      <w:r>
-        <w:rPr>
-          <w:b w:val="0"/>
-          <w:i/>
-          <w:color w:val="5B6578"/>
-        </w:rPr>
         <w:t xml:space="preserve">Les références entre parenthèses renvoient aux points de la décision. Seul le texte intégral fait référence : </w:t>
       </w:r>
       <w:r>
